--- a/public/templates/12.NS-TH.2025_Hop_dong_lao_dong.docx
+++ b/public/templates/12.NS-TH.2025_Hop_dong_lao_dong.docx
@@ -1654,7 +1654,7 @@
           <w:sz w:val="20"/>
           <w:szCs w:val="20"/>
         </w:rPr>
-        <w:t>Đắk Lắk</w:t>
+        <w:t>&lt;NoiSinh&gt;</w:t>
       </w:r>
       <w:r>
         <w:rPr>
